--- a/a7/build/out/u4/A7 4.07 Real-World Order of Operations - Teacher Edition.docx
+++ b/a7/build/out/u4/A7 4.07 Real-World Order of Operations - Teacher Edition.docx
@@ -2810,7 +2810,7 @@
           <w:color w:val="1A1A1A"/>
           <w:sz w:val="21"/>
         </w:rPr>
-        <w:t xml:space="preserve">Independent Set — Six questions. On your own, in silence.  </w:t>
+        <w:t xml:space="preserve">Independent Set — Six questions. On your own, in writing.  </w:t>
       </w:r>
       <w:r>
         <w:rPr>
@@ -2819,7 +2819,7 @@
           <w:color w:val="1A1A1A"/>
           <w:sz w:val="21"/>
         </w:rPr>
-        <w:t>Hand out the Independent Set.</w:t>
+        <w:t>Hand out the Independent Set; the same six questions are on the board.</w:t>
       </w:r>
     </w:p>
     <w:p>

--- a/a7/build/out/u4/A7 4.07 Real-World Order of Operations - Teacher Edition.docx
+++ b/a7/build/out/u4/A7 4.07 Real-World Order of Operations - Teacher Edition.docx
@@ -2349,7 +2349,7 @@
           <w:color w:val="1A1A1A"/>
           <w:sz w:val="21"/>
         </w:rPr>
-        <w:t xml:space="preserve">A plan costs 15 dollars plus 4 dollars for each gigabyte. Find the cost of 6 gigabytes.  →  </w:t>
+        <w:t xml:space="preserve">Renting a kayak costs 17 dollars plus 9 dollars for each hour. Find the cost of 3 hours.  →  </w:t>
       </w:r>
       <w:r>
         <w:rPr>
@@ -2358,7 +2358,7 @@
           <w:color w:val="9E1B32"/>
           <w:sz w:val="21"/>
         </w:rPr>
-        <w:t>39 dollars</w:t>
+        <w:t>44 dollars</w:t>
       </w:r>
       <w:r>
         <w:rPr>
@@ -2367,7 +2367,7 @@
           <w:color w:val="6B6B6B"/>
           <w:sz w:val="19"/>
         </w:rPr>
-        <w:t xml:space="preserve">   114 — (15 + 4)(6): the flat 15 was charged six times [8.NSO.1.7: only the per-gigabyte price is repeated]; 25 — 15 + 4 + 6, every number added [B1G-M 8.NSO.1.7 misconception: keyword hunting]</w:t>
+        <w:t xml:space="preserve">   78 — (17 + 9)(3): the flat 17 was charged three times [8.NSO.1.7: only the hourly price is repeated]; 29 — 17 + 9 + 3, every number added [B1G-M 8.NSO.1.7 misconception: keyword hunting]</w:t>
       </w:r>
     </w:p>
     <w:p>
@@ -2647,7 +2647,7 @@
           <w:color w:val="1A1A1A"/>
           <w:sz w:val="21"/>
         </w:rPr>
-        <w:t xml:space="preserve">A fence runs along 6 sides, each √200 feet long. Find its total length, to the nearest hundredth of a foot.  →  </w:t>
+        <w:t xml:space="preserve">A square garden has 4 sides, each √150 feet long. Find its perimeter, to the nearest hundredth of a foot.  →  </w:t>
       </w:r>
       <w:r>
         <w:rPr>
@@ -2656,7 +2656,7 @@
           <w:color w:val="9E1B32"/>
           <w:sz w:val="21"/>
         </w:rPr>
-        <w:t>84.85 feet</w:t>
+        <w:t>48.99 feet</w:t>
       </w:r>
       <w:r>
         <w:rPr>
@@ -2665,7 +2665,7 @@
           <w:color w:val="6B6B6B"/>
           <w:sz w:val="19"/>
         </w:rPr>
-        <w:t xml:space="preserve">   84 — the side was rounded to 14 before multiplying [Unit 2: round once, at the end]; 84.85 with no unit — the answer is in feet</w:t>
+        <w:t xml:space="preserve">   48 — the side was rounded to 12 before multiplying [Unit 2: round once, at the end]; 48.99 with no unit — the answer is in feet</w:t>
       </w:r>
     </w:p>
     <w:p>
@@ -2768,7 +2768,7 @@
           <w:color w:val="1A1A1A"/>
           <w:sz w:val="21"/>
         </w:rPr>
-        <w:t xml:space="preserve">A plan costs 15 dollars plus 4 dollars for each of 6 gigabytes. Another costs 15 dollars for each of 4 lines, plus 6 dollars of tax. Find both totals, and say why the key words could not have told you.  →  </w:t>
+        <w:t xml:space="preserve">One pizza order costs 13 dollars plus 2 dollars for each of 5 toppings. Another costs 13 dollars for each of 2 pizzas, plus 5 dollars for delivery. Find both totals, and say why the key words could not have told you.  →  </w:t>
       </w:r>
       <w:r>
         <w:rPr>
@@ -2777,7 +2777,7 @@
           <w:color w:val="9E1B32"/>
           <w:sz w:val="21"/>
         </w:rPr>
-        <w:t>39 dollars and 66 dollars</w:t>
+        <w:t>23 dollars and 31 dollars</w:t>
       </w:r>
       <w:r>
         <w:rPr>
@@ -2786,7 +2786,7 @@
           <w:color w:val="6B6B6B"/>
           <w:sz w:val="19"/>
         </w:rPr>
-        <w:t xml:space="preserve">   39 and 66 with no explanation — the item asks why [same key words, different structures: the explanation is the evidence]; 39 twice — the second structure was not read</w:t>
+        <w:t xml:space="preserve">   23 and 31 with no explanation — the item asks why [same key words, different structures: the explanation is the evidence]; 23 twice — the second structure was not read</w:t>
       </w:r>
     </w:p>
     <w:p>
@@ -2942,7 +2942,7 @@
           <w:color w:val="1A1A1A"/>
           <w:sz w:val="20"/>
         </w:rPr>
-        <w:t>114 — (15 + 4)(6): the flat 15 was charged six times [8.NSO.1.7: only the per-gigabyte price is repeated]</w:t>
+        <w:t>78 — (17 + 9)(3): the flat 17 was charged three times [8.NSO.1.7: only the hourly price is repeated]</w:t>
       </w:r>
     </w:p>
     <w:p>
@@ -3057,7 +3057,7 @@
           <w:color w:val="1A1A1A"/>
           <w:sz w:val="20"/>
         </w:rPr>
-        <w:t>84 — the side was rounded to 14 before multiplying [Unit 2: round once, at the end]</w:t>
+        <w:t>48 — the side was rounded to 12 before multiplying [Unit 2: round once, at the end]</w:t>
       </w:r>
     </w:p>
     <w:p>
@@ -3105,7 +3105,7 @@
           <w:color w:val="1A1A1A"/>
           <w:sz w:val="20"/>
         </w:rPr>
-        <w:t>39 and 66 with no explanation — the item asks why [same key words, different structures: the explanation is the evidence]</w:t>
+        <w:t>23 and 31 with no explanation — the item asks why [same key words, different structures: the explanation is the evidence]</w:t>
       </w:r>
     </w:p>
     <w:p>

--- a/a7/build/out/u4/A7 4.07 Real-World Order of Operations - Teacher Edition.docx
+++ b/a7/build/out/u4/A7 4.07 Real-World Order of Operations - Teacher Edition.docx
@@ -592,7 +592,7 @@
                 <w:color w:val="1A1A1A"/>
                 <w:sz w:val="20"/>
               </w:rPr>
-              <w:t>2–3</w:t>
+              <w:t>2–4</w:t>
             </w:r>
           </w:p>
         </w:tc>
@@ -623,7 +623,7 @@
                 <w:color w:val="1A1A1A"/>
                 <w:sz w:val="20"/>
               </w:rPr>
-              <w:t>5 min</w:t>
+              <w:t>6 min</w:t>
             </w:r>
           </w:p>
         </w:tc>
@@ -690,7 +690,7 @@
                 <w:color w:val="1A1A1A"/>
                 <w:sz w:val="20"/>
               </w:rPr>
-              <w:t>4–6</w:t>
+              <w:t>5–7</w:t>
             </w:r>
           </w:p>
         </w:tc>
@@ -788,7 +788,7 @@
                 <w:color w:val="1A1A1A"/>
                 <w:sz w:val="20"/>
               </w:rPr>
-              <w:t>7–8</w:t>
+              <w:t>8–9</w:t>
             </w:r>
           </w:p>
         </w:tc>
@@ -886,7 +886,7 @@
                 <w:color w:val="1A1A1A"/>
                 <w:sz w:val="20"/>
               </w:rPr>
-              <w:t>9–10</w:t>
+              <w:t>10–11</w:t>
             </w:r>
           </w:p>
         </w:tc>
@@ -984,7 +984,7 @@
                 <w:color w:val="1A1A1A"/>
                 <w:sz w:val="20"/>
               </w:rPr>
-              <w:t>11–12</w:t>
+              <w:t>12–13</w:t>
             </w:r>
           </w:p>
         </w:tc>
@@ -1082,7 +1082,7 @@
                 <w:color w:val="1A1A1A"/>
                 <w:sz w:val="20"/>
               </w:rPr>
-              <w:t>13–14</w:t>
+              <w:t>14–15</w:t>
             </w:r>
           </w:p>
         </w:tc>
@@ -1180,7 +1180,7 @@
                 <w:color w:val="1A1A1A"/>
                 <w:sz w:val="20"/>
               </w:rPr>
-              <w:t>15–32</w:t>
+              <w:t>16–33</w:t>
             </w:r>
           </w:p>
         </w:tc>
@@ -1211,7 +1211,7 @@
                 <w:color w:val="1A1A1A"/>
                 <w:sz w:val="20"/>
               </w:rPr>
-              <w:t>12 min</w:t>
+              <w:t>11 min</w:t>
             </w:r>
           </w:p>
         </w:tc>
@@ -1278,7 +1278,7 @@
                 <w:color w:val="1A1A1A"/>
                 <w:sz w:val="20"/>
               </w:rPr>
-              <w:t>33</w:t>
+              <w:t>34</w:t>
             </w:r>
           </w:p>
         </w:tc>
@@ -1376,7 +1376,7 @@
                 <w:color w:val="1A1A1A"/>
                 <w:sz w:val="20"/>
               </w:rPr>
-              <w:t>34</w:t>
+              <w:t>35</w:t>
             </w:r>
           </w:p>
         </w:tc>
@@ -1742,6 +1742,39 @@
           <w:color w:val="1A1A1A"/>
           <w:sz w:val="21"/>
         </w:rPr>
+        <w:t xml:space="preserve">Vocabulary — The new words, before they are used.  </w:t>
+      </w:r>
+      <w:r>
+        <w:rPr>
+          <w:b w:val="0"/>
+          <w:i w:val="0"/>
+          <w:color w:val="1A1A1A"/>
+          <w:sz w:val="21"/>
+        </w:rPr>
+        <w:t>Read each word and its meaning once; the notes use them next.</w:t>
+      </w:r>
+    </w:p>
+    <w:p>
+      <w:pPr>
+        <w:spacing w:before="20" w:after="60"/>
+        <w:ind w:left="470" w:hanging="470"/>
+      </w:pPr>
+      <w:r>
+        <w:rPr>
+          <w:b/>
+          <w:i w:val="0"/>
+          <w:color w:val="1A1A1A"/>
+          <w:sz w:val="21"/>
+        </w:rPr>
+        <w:t xml:space="preserve">5.  </w:t>
+      </w:r>
+      <w:r>
+        <w:rPr>
+          <w:b/>
+          <w:i w:val="0"/>
+          <w:color w:val="1A1A1A"/>
+          <w:sz w:val="21"/>
+        </w:rPr>
         <w:t xml:space="preserve">Notes — Copy both lines.  </w:t>
       </w:r>
       <w:r>
@@ -1766,7 +1799,7 @@
           <w:color w:val="1A1A1A"/>
           <w:sz w:val="21"/>
         </w:rPr>
-        <w:t xml:space="preserve">5.  </w:t>
+        <w:t xml:space="preserve">6.  </w:t>
       </w:r>
       <w:r>
         <w:rPr>
@@ -1799,7 +1832,7 @@
           <w:color w:val="1A1A1A"/>
           <w:sz w:val="21"/>
         </w:rPr>
-        <w:t xml:space="preserve">6.  </w:t>
+        <w:t xml:space="preserve">7.  </w:t>
       </w:r>
       <w:r>
         <w:rPr>
@@ -1832,7 +1865,7 @@
           <w:color w:val="1A1A1A"/>
           <w:sz w:val="21"/>
         </w:rPr>
-        <w:t xml:space="preserve">7.  </w:t>
+        <w:t xml:space="preserve">8.  </w:t>
       </w:r>
       <w:r>
         <w:rPr>
@@ -1865,7 +1898,7 @@
           <w:color w:val="1A1A1A"/>
           <w:sz w:val="21"/>
         </w:rPr>
-        <w:t xml:space="preserve">8.  </w:t>
+        <w:t xml:space="preserve">9.  </w:t>
       </w:r>
       <w:r>
         <w:rPr>
@@ -1898,7 +1931,7 @@
           <w:color w:val="1A1A1A"/>
           <w:sz w:val="21"/>
         </w:rPr>
-        <w:t xml:space="preserve">9.  </w:t>
+        <w:t xml:space="preserve">10.  </w:t>
       </w:r>
       <w:r>
         <w:rPr>
@@ -1931,7 +1964,7 @@
           <w:color w:val="1A1A1A"/>
           <w:sz w:val="21"/>
         </w:rPr>
-        <w:t xml:space="preserve">10.  </w:t>
+        <w:t xml:space="preserve">11.  </w:t>
       </w:r>
       <w:r>
         <w:rPr>
@@ -1964,7 +1997,7 @@
           <w:color w:val="1A1A1A"/>
           <w:sz w:val="21"/>
         </w:rPr>
-        <w:t xml:space="preserve">11.  </w:t>
+        <w:t xml:space="preserve">12.  </w:t>
       </w:r>
       <w:r>
         <w:rPr>
@@ -1997,7 +2030,7 @@
           <w:color w:val="1A1A1A"/>
           <w:sz w:val="21"/>
         </w:rPr>
-        <w:t xml:space="preserve">12.  </w:t>
+        <w:t xml:space="preserve">13.  </w:t>
       </w:r>
       <w:r>
         <w:rPr>
@@ -2030,7 +2063,7 @@
           <w:color w:val="1A1A1A"/>
           <w:sz w:val="21"/>
         </w:rPr>
-        <w:t xml:space="preserve">13.  </w:t>
+        <w:t xml:space="preserve">14.  </w:t>
       </w:r>
       <w:r>
         <w:rPr>
@@ -2063,7 +2096,7 @@
           <w:color w:val="1A1A1A"/>
           <w:sz w:val="21"/>
         </w:rPr>
-        <w:t xml:space="preserve">14.  </w:t>
+        <w:t xml:space="preserve">15.  </w:t>
       </w:r>
       <w:r>
         <w:rPr>
@@ -2096,7 +2129,7 @@
           <w:color w:val="1A1A1A"/>
           <w:sz w:val="21"/>
         </w:rPr>
-        <w:t xml:space="preserve">15–16.  </w:t>
+        <w:t xml:space="preserve">16–17.  </w:t>
       </w:r>
       <w:r>
         <w:rPr>
@@ -2233,7 +2266,7 @@
           <w:color w:val="1A1A1A"/>
           <w:sz w:val="21"/>
         </w:rPr>
-        <w:t xml:space="preserve">17–18.  </w:t>
+        <w:t xml:space="preserve">18–19.  </w:t>
       </w:r>
       <w:r>
         <w:rPr>
@@ -2331,7 +2364,7 @@
           <w:color w:val="1A1A1A"/>
           <w:sz w:val="21"/>
         </w:rPr>
-        <w:t xml:space="preserve">19–20.  </w:t>
+        <w:t xml:space="preserve">20–21.  </w:t>
       </w:r>
       <w:r>
         <w:rPr>
@@ -2382,7 +2415,7 @@
           <w:color w:val="1A1A1A"/>
           <w:sz w:val="21"/>
         </w:rPr>
-        <w:t xml:space="preserve">21–22.  </w:t>
+        <w:t xml:space="preserve">22–23.  </w:t>
       </w:r>
       <w:r>
         <w:rPr>
@@ -2433,7 +2466,7 @@
           <w:color w:val="1A1A1A"/>
           <w:sz w:val="21"/>
         </w:rPr>
-        <w:t xml:space="preserve">23–24.  </w:t>
+        <w:t xml:space="preserve">24–25.  </w:t>
       </w:r>
       <w:r>
         <w:rPr>
@@ -2550,7 +2583,7 @@
           <w:color w:val="1A1A1A"/>
           <w:sz w:val="21"/>
         </w:rPr>
-        <w:t xml:space="preserve">25–26.  </w:t>
+        <w:t xml:space="preserve">26–27.  </w:t>
       </w:r>
       <w:r>
         <w:rPr>
@@ -2629,7 +2662,7 @@
           <w:color w:val="1A1A1A"/>
           <w:sz w:val="21"/>
         </w:rPr>
-        <w:t xml:space="preserve">27–28.  </w:t>
+        <w:t xml:space="preserve">28–29.  </w:t>
       </w:r>
       <w:r>
         <w:rPr>
@@ -2680,7 +2713,7 @@
           <w:color w:val="1A1A1A"/>
           <w:sz w:val="21"/>
         </w:rPr>
-        <w:t xml:space="preserve">29–30.  </w:t>
+        <w:t xml:space="preserve">30–31.  </w:t>
       </w:r>
       <w:r>
         <w:rPr>
@@ -2750,7 +2783,7 @@
           <w:color w:val="1A1A1A"/>
           <w:sz w:val="21"/>
         </w:rPr>
-        <w:t xml:space="preserve">31–32.  </w:t>
+        <w:t xml:space="preserve">32–33.  </w:t>
       </w:r>
       <w:r>
         <w:rPr>
@@ -2801,7 +2834,7 @@
           <w:color w:val="1A1A1A"/>
           <w:sz w:val="21"/>
         </w:rPr>
-        <w:t xml:space="preserve">33.  </w:t>
+        <w:t xml:space="preserve">34.  </w:t>
       </w:r>
       <w:r>
         <w:rPr>
@@ -2834,7 +2867,7 @@
           <w:color w:val="1A1A1A"/>
           <w:sz w:val="21"/>
         </w:rPr>
-        <w:t xml:space="preserve">34.  </w:t>
+        <w:t xml:space="preserve">35.  </w:t>
       </w:r>
       <w:r>
         <w:rPr>

--- a/a7/build/out/u4/A7 4.07 Real-World Order of Operations - Teacher Edition.docx
+++ b/a7/build/out/u4/A7 4.07 Real-World Order of Operations - Teacher Edition.docx
@@ -1687,6 +1687,61 @@
         </w:rPr>
         <w:t>Q4 is the prerequisite and it carries the day's one habit.</w:t>
       </w:r>
+      <w:r>
+        <w:rPr>
+          <w:b w:val="0"/>
+          <w:i/>
+          <w:color w:val="6B6B6B"/>
+          <w:sz w:val="19"/>
+        </w:rPr>
+        <w:t xml:space="preserve">   1 retrieves 4.06 — the exponent attaches to its own base; the parentheses decide what that base is (yesterday).</w:t>
+      </w:r>
+      <w:r>
+        <w:rPr>
+          <w:b w:val="0"/>
+          <w:i/>
+          <w:color w:val="6B6B6B"/>
+          <w:sz w:val="19"/>
+        </w:rPr>
+        <w:t xml:space="preserve">   2 retrieves 4.05 — finish each piece, then combine: 12 + 1/2 (last week).</w:t>
+      </w:r>
+      <w:r>
+        <w:rPr>
+          <w:b w:val="0"/>
+          <w:i/>
+          <w:color w:val="6B6B6B"/>
+          <w:sz w:val="19"/>
+        </w:rPr>
+        <w:t xml:space="preserve">   3 retrieves 3.05 — a negative exponent flips the base (last unit).</w:t>
+      </w:r>
+      <w:r>
+        <w:rPr>
+          <w:b w:val="0"/>
+          <w:i/>
+          <w:color w:val="6B6B6B"/>
+          <w:sz w:val="19"/>
+        </w:rPr>
+        <w:t xml:space="preserve">   4 retrieves MA.6.AR.1.3 — substitute, then follow the structure: 2(3)</w:t>
+      </w:r>
+      <w:r>
+        <w:rPr>
+          <w:b w:val="0"/>
+          <w:i/>
+          <w:color w:val="6B6B6B"/>
+          <w:sz w:val="19"/>
+          <w:vertAlign w:val="superscript"/>
+        </w:rPr>
+        <w:t>2</w:t>
+      </w:r>
+      <w:r>
+        <w:rPr>
+          <w:b w:val="0"/>
+          <w:i/>
+          <w:color w:val="6B6B6B"/>
+          <w:sz w:val="19"/>
+        </w:rPr>
+        <w:t xml:space="preserve"> = 2(9) (prior grade — the prerequisite this lesson needs).</w:t>
+      </w:r>
     </w:p>
     <w:p>
       <w:pPr>

--- a/a7/build/out/u4/A7 4.07 Real-World Order of Operations - Teacher Edition.docx
+++ b/a7/build/out/u4/A7 4.07 Real-World Order of Operations - Teacher Edition.docx
@@ -2945,6 +2945,29 @@
     </w:p>
     <w:p>
       <w:pPr>
+        <w:spacing w:before="0" w:after="120"/>
+      </w:pPr>
+      <w:r>
+        <w:rPr>
+          <w:b/>
+          <w:i w:val="0"/>
+          <w:color w:val="1A1A1A"/>
+          <w:sz w:val="21"/>
+        </w:rPr>
+        <w:t>Variation.</w:t>
+      </w:r>
+      <w:r>
+        <w:rPr>
+          <w:b w:val="0"/>
+          <w:i w:val="0"/>
+          <w:color w:val="1A1A1A"/>
+          <w:sz w:val="21"/>
+        </w:rPr>
+        <w:t xml:space="preserve"> Questions 1–4 substitute into four shapes: a coefficient with a power, a formula with two letters, a fraction bar, and a binomial inside a power. 5 and 6 are cost expressions — one square, one rectangle — where the student has to decide what multiplies the area. 7 and 8 are two real formulas, each evaluated three times, so the structure is fixed and only the numbers move; 7 also requires rounding to a stated place. 9 works backwards in three shapes, ending with a cost equation that has to be unwound. The pattern breaks at 10, where two problems with the same numbers and the same words have different answers. 11 is the diagnostic multiple choice on cost structure and 12 the select-all on what an exponent is attached to. The Additional sheet mirrors each position.</w:t>
+      </w:r>
+    </w:p>
+    <w:p>
+      <w:pPr>
         <w:keepNext/>
         <w:spacing w:before="280" w:after="120"/>
         <w:pBdr>

--- a/a7/build/out/u4/A7 4.07 Real-World Order of Operations - Teacher Edition.docx
+++ b/a7/build/out/u4/A7 4.07 Real-World Order of Operations - Teacher Edition.docx
@@ -1676,7 +1676,7 @@
           <w:color w:val="1A1A1A"/>
           <w:sz w:val="21"/>
         </w:rPr>
-        <w:t xml:space="preserve">Warm-Up — On your own. Four minutes. No notes.  </w:t>
+        <w:t xml:space="preserve">Warm-Up — On your own. No notes.  </w:t>
       </w:r>
       <w:r>
         <w:rPr>
